--- a/docs/shani_content_plan.docx
+++ b/docs/shani_content_plan.docx
@@ -653,7 +653,7 @@
           <w:sz w:val="22"/>
           <w:szCs w:val="22"/>
         </w:rPr>
-        <w:t xml:space="preserve">השתמשי בתסריטים המוכנים בפרק 3, או הפעלי את הפרומפט הזה:</w:t>
+        <w:t>השתמשו בתסריטים המוכנים בפרק 3, או הפעילו את הפרומפט הזה:</w:t>
       </w:r>
     </w:p>
     <w:p>
@@ -963,7 +963,7 @@
           <w:sz w:val="22"/>
           <w:szCs w:val="22"/>
         </w:rPr>
-        <w:t xml:space="preserve">היכנסי ל-elevenlabs.io</w:t>
+        <w:t>היכנסו ל-elevenlabs.io</w:t>
       </w:r>
     </w:p>
     <w:p>
@@ -982,7 +982,7 @@
           <w:sz w:val="22"/>
           <w:szCs w:val="22"/>
         </w:rPr>
-        <w:t xml:space="preserve">Voice Lab → Clone a Voice → העלי 3 דקות של דיבור טבעי שלך</w:t>
+        <w:t>Voice Lab → Clone a Voice → העלו 3 דקות של דיבור טבעי שלך</w:t>
       </w:r>
     </w:p>
     <w:p>
@@ -1001,7 +1001,7 @@
           <w:sz w:val="22"/>
           <w:szCs w:val="22"/>
         </w:rPr>
-        <w:t xml:space="preserve">New Project → הדביקי תסריט קריינות → בחרי את הקול שלך</w:t>
+        <w:t>New Project → הדביקו תסריט קריינות → בחרו את הקול שלך</w:t>
       </w:r>
     </w:p>
     <w:p>
@@ -1020,7 +1020,7 @@
           <w:sz w:val="22"/>
           <w:szCs w:val="22"/>
         </w:rPr>
-        <w:t xml:space="preserve">Generate → הורידי MP3</w:t>
+        <w:t>Generate → הורידו MP3</w:t>
       </w:r>
     </w:p>
     <w:p>
@@ -1085,7 +1085,7 @@
                 <w:sz w:val="20"/>
                 <w:szCs w:val="20"/>
               </w:rPr>
-              <w:t xml:space="preserve">הקלי בטבעי, לא 'בטון מצגת'. 3 דקות מספיקות לקלון איכותי. הקלון ישמע בדיוק כמוך.</w:t>
+              <w:t>הקליטו בטבעי, לא 'בטון מצגת'. 3 דקות מספיקות לקלון איכותי. הקלון ישמע בדיוק כמוך.</w:t>
             </w:r>
           </w:p>
         </w:tc>
@@ -1148,7 +1148,7 @@
           <w:sz w:val="22"/>
           <w:szCs w:val="22"/>
         </w:rPr>
-        <w:t xml:space="preserve">הדביקי את פרומפט Higgsfield מהתסריט המתאים (פרק 3)</w:t>
+        <w:t>הדביקו את פרומפט Higgsfield מהתסריט המתאים (פרק 3)</w:t>
       </w:r>
     </w:p>
     <w:p>
@@ -1186,7 +1186,7 @@
           <w:sz w:val="22"/>
           <w:szCs w:val="22"/>
         </w:rPr>
-        <w:t xml:space="preserve">צרי 3-4 גרסאות → בחרי הכי יפה → הורידי</w:t>
+        <w:t>צרו 3-4 גרסאות → בחרו הכי יפה → הורידו</w:t>
       </w:r>
     </w:p>
     <w:p>
@@ -1251,7 +1251,7 @@
                 <w:sz w:val="20"/>
                 <w:szCs w:val="20"/>
               </w:rPr>
-              <w:t xml:space="preserve">הוסיפי תמיד: 'dark background, orange accent, cinematic 4K, 9:16 vertical' לכל פרומפט. ככה השמירה על אחידות הברנד.</w:t>
+              <w:t>הוסיפו תמיד: 'dark background, orange accent, cinematic 4K, 9:16 vertical' לכל פרומפט. ככה השמירה על אחידות הברנד.</w:t>
             </w:r>
           </w:p>
         </w:tc>
@@ -1295,7 +1295,7 @@
           <w:sz w:val="22"/>
           <w:szCs w:val="22"/>
         </w:rPr>
-        <w:t xml:space="preserve">New Project → העלי את הוידאו מ-Higgsfield</w:t>
+        <w:t>New Project → העלו את הוידאו מ-Higgsfield</w:t>
       </w:r>
     </w:p>
     <w:p>
@@ -1314,7 +1314,7 @@
           <w:sz w:val="22"/>
           <w:szCs w:val="22"/>
         </w:rPr>
-        <w:t xml:space="preserve">גרורי את ה-MP3 (קריינות) לטראק הקול</w:t>
+        <w:t>גררו את ה-MP3 (קריינות) לטראק הקול</w:t>
       </w:r>
     </w:p>
     <w:p>
@@ -1333,7 +1333,7 @@
           <w:sz w:val="22"/>
           <w:szCs w:val="22"/>
         </w:rPr>
-        <w:t xml:space="preserve">Auto Caption → בחרי עברית → ערכי שגיאות</w:t>
+        <w:t>Auto Caption → בחרו עברית → ערכו שגיאות</w:t>
       </w:r>
     </w:p>
     <w:p>
@@ -1352,7 +1352,7 @@
           <w:sz w:val="22"/>
           <w:szCs w:val="22"/>
         </w:rPr>
-        <w:t xml:space="preserve">הוסיפי טקסט גדול של ה-HOOK בשניות 0-2 (פונט גדול, כתום)</w:t>
+        <w:t>הוסיפו טקסט גדול של ה-HOOK בשניות 0-2 (פונט גדול, כתום)</w:t>
       </w:r>
     </w:p>
     <w:p>
@@ -1371,7 +1371,7 @@
           <w:sz w:val="22"/>
           <w:szCs w:val="22"/>
         </w:rPr>
-        <w:t xml:space="preserve">הוסיפי מוזיקת רקע מינימליסטית (CapCut Library)</w:t>
+        <w:t>הוסיפו מוזיקת רקע מינימליסטית (CapCut Library)</w:t>
       </w:r>
     </w:p>
     <w:p>
@@ -6275,7 +6275,7 @@
                 <w:sz w:val="20"/>
                 <w:szCs w:val="20"/>
               </w:rPr>
-              <w:t xml:space="preserve">✅ פרסמי</w:t>
+              <w:t>✅ פרסמו</w:t>
             </w:r>
           </w:p>
         </w:tc>
@@ -6304,7 +6304,7 @@
                 <w:sz w:val="20"/>
                 <w:szCs w:val="20"/>
               </w:rPr>
-              <w:t xml:space="preserve">✅ פרסמי</w:t>
+              <w:t>✅ פרסמו</w:t>
             </w:r>
           </w:p>
         </w:tc>
@@ -6393,7 +6393,7 @@
                 <w:sz w:val="20"/>
                 <w:szCs w:val="20"/>
               </w:rPr>
-              <w:t xml:space="preserve">✅ פרסמי</w:t>
+              <w:t>✅ פרסמו</w:t>
             </w:r>
           </w:p>
         </w:tc>
@@ -6511,7 +6511,7 @@
                 <w:sz w:val="20"/>
                 <w:szCs w:val="20"/>
               </w:rPr>
-              <w:t xml:space="preserve">✅ פרסמי</w:t>
+              <w:t>✅ פרסמו</w:t>
             </w:r>
           </w:p>
         </w:tc>
@@ -6540,7 +6540,7 @@
                 <w:sz w:val="20"/>
                 <w:szCs w:val="20"/>
               </w:rPr>
-              <w:t xml:space="preserve">✅ פרסמי</w:t>
+              <w:t>✅ פרסמו</w:t>
             </w:r>
           </w:p>
         </w:tc>
@@ -6917,7 +6917,7 @@
                 <w:sz w:val="20"/>
                 <w:szCs w:val="20"/>
               </w:rPr>
-              <w:t xml:space="preserve">ריל שמגיע ל-10K+ צפיות — תכפילי את הפורמט שלו מיד. האלגוריתם אומרת לך מה עובד. תקשיבי לה.</w:t>
+              <w:t>ריל שמגיע ל-10K+ צפיות — תכפילו את הפורמט שלו מיד. האלגוריתם אומרת לך מה עובד. תקשיבו לה.</w:t>
             </w:r>
           </w:p>
         </w:tc>
